--- a/Proyecto I Mineria I Documentación.docx
+++ b/Proyecto I Mineria I Documentación.docx
@@ -16,235 +16,254 @@
         </w:rPr>
         <w:t xml:space="preserve">Proyecto I </w:t>
       </w:r>
+      <w:r>
+        <w:rPr>
+          <w:rFonts w:ascii="Arial" w:hAnsi="Arial" w:cs="Arial"/>
+        </w:rPr>
+        <w:t>Minería</w:t>
+      </w:r>
+      <w:r>
+        <w:rPr>
+          <w:rFonts w:ascii="Arial" w:hAnsi="Arial" w:cs="Arial"/>
+        </w:rPr>
+        <w:t xml:space="preserve"> I </w:t>
+      </w:r>
+    </w:p>
+    <w:p>
+      <w:pPr>
+        <w:spacing w:line="360" w:lineRule="auto"/>
+        <w:jc w:val="center"/>
+        <w:rPr>
+          <w:rFonts w:ascii="Arial" w:hAnsi="Arial" w:cs="Arial"/>
+        </w:rPr>
+      </w:pPr>
+    </w:p>
+    <w:p>
+      <w:pPr>
+        <w:spacing w:line="360" w:lineRule="auto"/>
+        <w:jc w:val="center"/>
+        <w:rPr>
+          <w:rFonts w:ascii="Arial" w:hAnsi="Arial" w:cs="Arial"/>
+        </w:rPr>
+      </w:pPr>
+      <w:r>
+        <w:rPr>
+          <w:rFonts w:ascii="Arial" w:hAnsi="Arial" w:cs="Arial"/>
+        </w:rPr>
+        <w:t>Integrantes:</w:t>
+      </w:r>
+    </w:p>
+    <w:p>
+      <w:pPr>
+        <w:spacing w:line="360" w:lineRule="auto"/>
+        <w:jc w:val="center"/>
+        <w:rPr>
+          <w:rFonts w:ascii="Arial" w:hAnsi="Arial" w:cs="Arial"/>
+        </w:rPr>
+      </w:pPr>
+      <w:r>
+        <w:rPr>
+          <w:rFonts w:ascii="Arial" w:hAnsi="Arial" w:cs="Arial"/>
+        </w:rPr>
+        <w:t>Derek Barrantes</w:t>
+      </w:r>
+    </w:p>
+    <w:p>
+      <w:pPr>
+        <w:spacing w:line="360" w:lineRule="auto"/>
+        <w:jc w:val="center"/>
+        <w:rPr>
+          <w:rFonts w:ascii="Arial" w:hAnsi="Arial" w:cs="Arial"/>
+        </w:rPr>
+      </w:pPr>
+      <w:r>
+        <w:rPr>
+          <w:rFonts w:ascii="Arial" w:hAnsi="Arial" w:cs="Arial"/>
+        </w:rPr>
+        <w:t>Jeriel</w:t>
+      </w:r>
+      <w:r>
+        <w:rPr>
+          <w:rFonts w:ascii="Arial" w:hAnsi="Arial" w:cs="Arial"/>
+        </w:rPr>
+        <w:t xml:space="preserve"> Fonseca</w:t>
+      </w:r>
+    </w:p>
+    <w:p>
+      <w:pPr>
+        <w:spacing w:line="360" w:lineRule="auto"/>
+        <w:jc w:val="center"/>
+        <w:rPr>
+          <w:rFonts w:ascii="Arial" w:hAnsi="Arial" w:cs="Arial"/>
+        </w:rPr>
+      </w:pPr>
+      <w:r>
+        <w:rPr>
+          <w:rFonts w:ascii="Arial" w:hAnsi="Arial" w:cs="Arial"/>
+        </w:rPr>
+        <w:t>Sebastián Flores</w:t>
+      </w:r>
+    </w:p>
+    <w:p>
+      <w:pPr>
+        <w:spacing w:line="360" w:lineRule="auto"/>
+        <w:jc w:val="center"/>
+        <w:rPr>
+          <w:rFonts w:ascii="Arial" w:hAnsi="Arial" w:cs="Arial"/>
+        </w:rPr>
+      </w:pPr>
+      <w:r>
+        <w:rPr>
+          <w:rFonts w:ascii="Arial" w:hAnsi="Arial" w:cs="Arial"/>
+        </w:rPr>
+        <w:t>Jeremy Ramírez</w:t>
+      </w:r>
+    </w:p>
+    <w:p>
+      <w:pPr>
+        <w:spacing w:line="360" w:lineRule="auto"/>
+        <w:jc w:val="center"/>
+        <w:rPr>
+          <w:rFonts w:ascii="Arial" w:hAnsi="Arial" w:cs="Arial"/>
+        </w:rPr>
+      </w:pPr>
+      <w:r>
+        <w:rPr>
+          <w:rFonts w:ascii="Arial" w:hAnsi="Arial" w:cs="Arial"/>
+        </w:rPr>
+        <w:t>Samiel Jiménez</w:t>
+      </w:r>
+    </w:p>
+    <w:p>
+      <w:pPr>
+        <w:spacing w:line="360" w:lineRule="auto"/>
+        <w:jc w:val="center"/>
+        <w:rPr>
+          <w:rFonts w:ascii="Arial" w:hAnsi="Arial" w:cs="Arial"/>
+        </w:rPr>
+      </w:pPr>
+    </w:p>
+    <w:p>
+      <w:pPr>
+        <w:spacing w:line="360" w:lineRule="auto"/>
+        <w:jc w:val="center"/>
+        <w:rPr>
+          <w:rFonts w:ascii="Arial" w:hAnsi="Arial" w:cs="Arial"/>
+        </w:rPr>
+      </w:pPr>
+      <w:r>
+        <w:rPr>
+          <w:rFonts w:ascii="Arial" w:hAnsi="Arial" w:cs="Arial"/>
+        </w:rPr>
+        <w:t>BD-152</w:t>
+      </w:r>
+    </w:p>
+    <w:p>
+      <w:pPr>
+        <w:spacing w:line="360" w:lineRule="auto"/>
+        <w:jc w:val="center"/>
+        <w:rPr>
+          <w:rFonts w:ascii="Arial" w:hAnsi="Arial" w:cs="Arial"/>
+        </w:rPr>
+      </w:pPr>
+    </w:p>
+    <w:p>
+      <w:pPr>
+        <w:spacing w:line="360" w:lineRule="auto"/>
+        <w:jc w:val="center"/>
+        <w:rPr>
+          <w:rFonts w:ascii="Arial" w:hAnsi="Arial" w:cs="Arial"/>
+        </w:rPr>
+      </w:pPr>
+      <w:r>
+        <w:rPr>
+          <w:rFonts w:ascii="Arial" w:hAnsi="Arial" w:cs="Arial"/>
+        </w:rPr>
+        <w:t>Profesor:</w:t>
+      </w:r>
+    </w:p>
+    <w:p>
+      <w:pPr>
+        <w:spacing w:line="360" w:lineRule="auto"/>
+        <w:jc w:val="center"/>
+        <w:rPr>
+          <w:rFonts w:ascii="Arial" w:hAnsi="Arial" w:cs="Arial"/>
+        </w:rPr>
+      </w:pPr>
+      <w:r>
+        <w:rPr>
+          <w:rFonts w:ascii="Arial" w:hAnsi="Arial" w:cs="Arial"/>
+        </w:rPr>
+        <w:t>Ronald Córdoba Vega</w:t>
+      </w:r>
+    </w:p>
+    <w:p>
+      <w:pPr>
+        <w:spacing w:line="360" w:lineRule="auto"/>
+        <w:jc w:val="center"/>
+        <w:rPr>
+          <w:rFonts w:ascii="Arial" w:hAnsi="Arial" w:cs="Arial"/>
+        </w:rPr>
+      </w:pPr>
+    </w:p>
+    <w:p>
+      <w:pPr>
+        <w:spacing w:line="360" w:lineRule="auto"/>
+        <w:jc w:val="center"/>
+        <w:rPr>
+          <w:rFonts w:ascii="Arial" w:hAnsi="Arial" w:cs="Arial"/>
+        </w:rPr>
+      </w:pPr>
       <w:proofErr w:type="spellStart"/>
       <w:r>
         <w:rPr>
           <w:rFonts w:ascii="Arial" w:hAnsi="Arial" w:cs="Arial"/>
         </w:rPr>
-        <w:t>Mineria</w:t>
+        <w:t>Datasets</w:t>
       </w:r>
       <w:proofErr w:type="spellEnd"/>
       <w:r>
         <w:rPr>
           <w:rFonts w:ascii="Arial" w:hAnsi="Arial" w:cs="Arial"/>
         </w:rPr>
-        <w:t xml:space="preserve"> I </w:t>
-      </w:r>
-    </w:p>
-    <w:p>
-      <w:pPr>
-        <w:spacing w:line="360" w:lineRule="auto"/>
-        <w:jc w:val="center"/>
-        <w:rPr>
-          <w:rFonts w:ascii="Arial" w:hAnsi="Arial" w:cs="Arial"/>
-        </w:rPr>
-      </w:pPr>
-    </w:p>
-    <w:p>
-      <w:pPr>
-        <w:spacing w:line="360" w:lineRule="auto"/>
-        <w:jc w:val="center"/>
-        <w:rPr>
-          <w:rFonts w:ascii="Arial" w:hAnsi="Arial" w:cs="Arial"/>
-        </w:rPr>
-      </w:pPr>
-      <w:r>
-        <w:rPr>
-          <w:rFonts w:ascii="Arial" w:hAnsi="Arial" w:cs="Arial"/>
-        </w:rPr>
-        <w:t>Integrantes:</w:t>
-      </w:r>
-    </w:p>
-    <w:p>
-      <w:pPr>
-        <w:spacing w:line="360" w:lineRule="auto"/>
-        <w:jc w:val="center"/>
-        <w:rPr>
-          <w:rFonts w:ascii="Arial" w:hAnsi="Arial" w:cs="Arial"/>
-        </w:rPr>
-      </w:pPr>
-      <w:r>
-        <w:rPr>
-          <w:rFonts w:ascii="Arial" w:hAnsi="Arial" w:cs="Arial"/>
-        </w:rPr>
-        <w:t>Derek Barrantes</w:t>
-      </w:r>
-    </w:p>
-    <w:p>
-      <w:pPr>
-        <w:spacing w:line="360" w:lineRule="auto"/>
-        <w:jc w:val="center"/>
-        <w:rPr>
-          <w:rFonts w:ascii="Arial" w:hAnsi="Arial" w:cs="Arial"/>
-        </w:rPr>
-      </w:pPr>
-      <w:r>
-        <w:rPr>
-          <w:rFonts w:ascii="Arial" w:hAnsi="Arial" w:cs="Arial"/>
-        </w:rPr>
-        <w:t>Jeriel</w:t>
-      </w:r>
-      <w:r>
-        <w:rPr>
-          <w:rFonts w:ascii="Arial" w:hAnsi="Arial" w:cs="Arial"/>
-        </w:rPr>
-        <w:t xml:space="preserve"> Fonseca</w:t>
-      </w:r>
-    </w:p>
-    <w:p>
-      <w:pPr>
-        <w:spacing w:line="360" w:lineRule="auto"/>
-        <w:jc w:val="center"/>
-        <w:rPr>
-          <w:rFonts w:ascii="Arial" w:hAnsi="Arial" w:cs="Arial"/>
-        </w:rPr>
-      </w:pPr>
-      <w:r>
-        <w:rPr>
-          <w:rFonts w:ascii="Arial" w:hAnsi="Arial" w:cs="Arial"/>
-        </w:rPr>
-        <w:t>Sebastián Flores</w:t>
-      </w:r>
-    </w:p>
-    <w:p>
-      <w:pPr>
-        <w:spacing w:line="360" w:lineRule="auto"/>
-        <w:jc w:val="center"/>
-        <w:rPr>
-          <w:rFonts w:ascii="Arial" w:hAnsi="Arial" w:cs="Arial"/>
-        </w:rPr>
-      </w:pPr>
-      <w:r>
-        <w:rPr>
-          <w:rFonts w:ascii="Arial" w:hAnsi="Arial" w:cs="Arial"/>
-        </w:rPr>
-        <w:t>Jeremy Ramírez</w:t>
-      </w:r>
-    </w:p>
-    <w:p>
-      <w:pPr>
-        <w:spacing w:line="360" w:lineRule="auto"/>
-        <w:jc w:val="center"/>
-        <w:rPr>
-          <w:rFonts w:ascii="Arial" w:hAnsi="Arial" w:cs="Arial"/>
-        </w:rPr>
-      </w:pPr>
-      <w:r>
-        <w:rPr>
-          <w:rFonts w:ascii="Arial" w:hAnsi="Arial" w:cs="Arial"/>
-        </w:rPr>
-        <w:t>Samiel Jiménez</w:t>
-      </w:r>
-    </w:p>
-    <w:p>
-      <w:pPr>
-        <w:spacing w:line="360" w:lineRule="auto"/>
-        <w:jc w:val="center"/>
-        <w:rPr>
-          <w:rFonts w:ascii="Arial" w:hAnsi="Arial" w:cs="Arial"/>
-        </w:rPr>
-      </w:pPr>
-    </w:p>
-    <w:p>
-      <w:pPr>
-        <w:spacing w:line="360" w:lineRule="auto"/>
-        <w:jc w:val="center"/>
-        <w:rPr>
-          <w:rFonts w:ascii="Arial" w:hAnsi="Arial" w:cs="Arial"/>
-        </w:rPr>
-      </w:pPr>
-      <w:r>
-        <w:rPr>
-          <w:rFonts w:ascii="Arial" w:hAnsi="Arial" w:cs="Arial"/>
-        </w:rPr>
-        <w:t>BD-152</w:t>
-      </w:r>
-    </w:p>
-    <w:p>
-      <w:pPr>
-        <w:spacing w:line="360" w:lineRule="auto"/>
-        <w:jc w:val="center"/>
-        <w:rPr>
-          <w:rFonts w:ascii="Arial" w:hAnsi="Arial" w:cs="Arial"/>
-        </w:rPr>
-      </w:pPr>
-    </w:p>
-    <w:p>
-      <w:pPr>
-        <w:spacing w:line="360" w:lineRule="auto"/>
-        <w:jc w:val="center"/>
-        <w:rPr>
-          <w:rFonts w:ascii="Arial" w:hAnsi="Arial" w:cs="Arial"/>
-        </w:rPr>
-      </w:pPr>
-      <w:r>
-        <w:rPr>
-          <w:rFonts w:ascii="Arial" w:hAnsi="Arial" w:cs="Arial"/>
-        </w:rPr>
-        <w:t>Profesor:</w:t>
-      </w:r>
-    </w:p>
-    <w:p>
-      <w:pPr>
-        <w:spacing w:line="360" w:lineRule="auto"/>
-        <w:jc w:val="center"/>
-        <w:rPr>
-          <w:rFonts w:ascii="Arial" w:hAnsi="Arial" w:cs="Arial"/>
-        </w:rPr>
-      </w:pPr>
-      <w:r>
-        <w:rPr>
-          <w:rFonts w:ascii="Arial" w:hAnsi="Arial" w:cs="Arial"/>
-        </w:rPr>
-        <w:t>Ronald Córdoba Vega</w:t>
-      </w:r>
-    </w:p>
-    <w:p>
-      <w:pPr>
-        <w:spacing w:line="360" w:lineRule="auto"/>
-        <w:jc w:val="center"/>
-        <w:rPr>
-          <w:rFonts w:ascii="Arial" w:hAnsi="Arial" w:cs="Arial"/>
-        </w:rPr>
-      </w:pPr>
-    </w:p>
-    <w:p>
-      <w:pPr>
-        <w:spacing w:line="360" w:lineRule="auto"/>
-        <w:jc w:val="center"/>
-        <w:rPr>
-          <w:rFonts w:ascii="Arial" w:hAnsi="Arial" w:cs="Arial"/>
+        <w:t>:</w:t>
+      </w:r>
+    </w:p>
+    <w:p>
+      <w:pPr>
+        <w:spacing w:line="360" w:lineRule="auto"/>
+        <w:jc w:val="center"/>
+        <w:rPr>
+          <w:rFonts w:ascii="Arial" w:hAnsi="Arial" w:cs="Arial"/>
+          <w:lang w:val="en-US"/>
         </w:rPr>
       </w:pPr>
       <w:proofErr w:type="spellStart"/>
       <w:r>
         <w:rPr>
           <w:rFonts w:ascii="Arial" w:hAnsi="Arial" w:cs="Arial"/>
-        </w:rPr>
-        <w:t>Datasets</w:t>
+          <w:lang w:val="en-US"/>
+        </w:rPr>
+        <w:t>ai_agent_incidents</w:t>
       </w:r>
       <w:proofErr w:type="spellEnd"/>
-      <w:r>
-        <w:rPr>
-          <w:rFonts w:ascii="Arial" w:hAnsi="Arial" w:cs="Arial"/>
-        </w:rPr>
-        <w:t>:</w:t>
-      </w:r>
-    </w:p>
-    <w:p>
-      <w:pPr>
-        <w:spacing w:line="360" w:lineRule="auto"/>
-        <w:jc w:val="center"/>
-        <w:rPr>
-          <w:rFonts w:ascii="Arial" w:hAnsi="Arial" w:cs="Arial"/>
+    </w:p>
+    <w:p>
+      <w:pPr>
+        <w:spacing w:line="360" w:lineRule="auto"/>
+        <w:jc w:val="center"/>
+        <w:rPr>
+          <w:rFonts w:ascii="Arial" w:hAnsi="Arial" w:cs="Arial"/>
+          <w:lang w:val="en-US"/>
         </w:rPr>
       </w:pPr>
       <w:proofErr w:type="spellStart"/>
       <w:r>
         <w:rPr>
           <w:rFonts w:ascii="Arial" w:hAnsi="Arial" w:cs="Arial"/>
-        </w:rPr>
-        <w:t>ai_agent_incidents</w:t>
+          <w:lang w:val="en-US"/>
+        </w:rPr>
+        <w:t>Employee_Performance_Imputed_Distribution</w:t>
       </w:r>
       <w:proofErr w:type="spellEnd"/>
     </w:p>
@@ -254,44 +273,31 @@
         <w:jc w:val="center"/>
         <w:rPr>
           <w:rFonts w:ascii="Arial" w:hAnsi="Arial" w:cs="Arial"/>
-        </w:rPr>
-      </w:pPr>
-      <w:proofErr w:type="spellStart"/>
-      <w:r>
-        <w:rPr>
-          <w:rFonts w:ascii="Arial" w:hAnsi="Arial" w:cs="Arial"/>
-        </w:rPr>
-        <w:t>Employee_Performance_Imputed_Distribution</w:t>
-      </w:r>
-      <w:proofErr w:type="spellEnd"/>
-    </w:p>
-    <w:p>
-      <w:pPr>
-        <w:spacing w:line="360" w:lineRule="auto"/>
-        <w:jc w:val="center"/>
-        <w:rPr>
-          <w:rFonts w:ascii="Arial" w:hAnsi="Arial" w:cs="Arial"/>
-        </w:rPr>
-      </w:pPr>
-    </w:p>
-    <w:p>
-      <w:pPr>
-        <w:spacing w:line="360" w:lineRule="auto"/>
-        <w:jc w:val="center"/>
-        <w:rPr>
-          <w:rFonts w:ascii="Arial" w:hAnsi="Arial" w:cs="Arial"/>
-        </w:rPr>
-      </w:pPr>
-    </w:p>
-    <w:p>
-      <w:pPr>
-        <w:rPr>
-          <w:rFonts w:ascii="Arial" w:hAnsi="Arial" w:cs="Arial"/>
-        </w:rPr>
-      </w:pPr>
-      <w:r>
-        <w:rPr>
-          <w:rFonts w:ascii="Arial" w:hAnsi="Arial" w:cs="Arial"/>
+          <w:lang w:val="en-US"/>
+        </w:rPr>
+      </w:pPr>
+    </w:p>
+    <w:p>
+      <w:pPr>
+        <w:spacing w:line="360" w:lineRule="auto"/>
+        <w:jc w:val="center"/>
+        <w:rPr>
+          <w:rFonts w:ascii="Arial" w:hAnsi="Arial" w:cs="Arial"/>
+          <w:lang w:val="en-US"/>
+        </w:rPr>
+      </w:pPr>
+    </w:p>
+    <w:p>
+      <w:pPr>
+        <w:rPr>
+          <w:rFonts w:ascii="Arial" w:hAnsi="Arial" w:cs="Arial"/>
+          <w:lang w:val="en-US"/>
+        </w:rPr>
+      </w:pPr>
+      <w:r>
+        <w:rPr>
+          <w:rFonts w:ascii="Arial" w:hAnsi="Arial" w:cs="Arial"/>
+          <w:lang w:val="en-US"/>
         </w:rPr>
         <w:br w:type="page"/>
       </w:r>
@@ -349,23 +355,35 @@
           <w:rFonts w:ascii="Arial" w:hAnsi="Arial" w:cs="Arial"/>
           <w:color w:val="000000" w:themeColor="text1"/>
         </w:rPr>
-        <w:t xml:space="preserve"> Predecir lo ataques futuros según las características de los ataques y las </w:t>
-      </w:r>
-      <w:proofErr w:type="spellStart"/>
+        <w:t xml:space="preserve"> </w:t>
+      </w:r>
       <w:r>
         <w:rPr>
           <w:rFonts w:ascii="Arial" w:hAnsi="Arial" w:cs="Arial"/>
           <w:color w:val="000000" w:themeColor="text1"/>
         </w:rPr>
-        <w:t>IA’s</w:t>
-      </w:r>
-      <w:proofErr w:type="spellEnd"/>
+        <w:t>Descubrir</w:t>
+      </w:r>
       <w:r>
         <w:rPr>
           <w:rFonts w:ascii="Arial" w:hAnsi="Arial" w:cs="Arial"/>
           <w:color w:val="000000" w:themeColor="text1"/>
         </w:rPr>
-        <w:t xml:space="preserve"> encargadas de su prevención.</w:t>
+        <w:t xml:space="preserve"> que tipos de registros existen sobre incidentes </w:t>
+      </w:r>
+      <w:r>
+        <w:rPr>
+          <w:rFonts w:ascii="Arial" w:hAnsi="Arial" w:cs="Arial"/>
+          <w:color w:val="000000" w:themeColor="text1"/>
+        </w:rPr>
+        <w:t>con de</w:t>
+      </w:r>
+      <w:r>
+        <w:rPr>
+          <w:rFonts w:ascii="Arial" w:hAnsi="Arial" w:cs="Arial"/>
+          <w:color w:val="000000" w:themeColor="text1"/>
+        </w:rPr>
+        <w:t xml:space="preserve"> IA y agruparlos según su gravedad, daño real, tipo de ataque y región, para saber cuales son los más críticos.</w:t>
       </w:r>
     </w:p>
     <w:p>
